--- a/data/critical_thinking/docs/a1_reflection_chatgpt.docx
+++ b/data/critical_thinking/docs/a1_reflection_chatgpt.docx
@@ -4,86 +4,86 @@
   <w:body>
     <w:p>
       <w:r>
-        <w:t>I changed the essay in pretty targeted ways to match what the rubric rewards (clear issue framing, evaluated evidence, attention to assumptions/context, a defensible position with limits, and implications). Concretely:</w:t>
+        <w:t>I changed the essay in ways that line up with what your rubric is actually rewarding (clear issue framing, evaluated evidence, context/assumptions, an explicit position with limits, and a logically prioritized conclusion). Concretely, here’s what I did:</w:t>
         <w:br/>
         <w:br/>
-        <w:t>### 1) Clearer “issue/problem” statement (Rubric: Explanation of issues)</w:t>
+        <w:t>## 1) Made the “issue/problem” clearer and more bounded (Rubric: Explanation of issues)</w:t>
         <w:br/>
-        <w:t>- **Added an explicit section that frames what needs explaining** (“why *these* behaviors, *at this moment*, *in this setting*”), instead of jumping straight into definitions.</w:t>
+        <w:t>- **Added an explicit organizing claim up front**: I clearly separated the three learning mechanisms into *(1) triggers/cues (classical), (2) consequences (operant), (3) observation (social)*, and I flagged that **both cats and professor** can show conditioned behavior.</w:t>
         <w:br/>
-        <w:t xml:space="preserve">- **Specified the scene’s relevant features** (time-locked to can-opening; includes approach + affiliative signals; professor is part of the loop).  </w:t>
+        <w:t>- **Defined terms more explicitly in-place** (CS/US/CR; reinforcement; negative vs positive reinforcement), rather than assuming readers already know the boundaries.</w:t>
         <w:br/>
-        <w:t>This makes the “problem” comprehensive rather than just “identify examples.”</w:t>
+        <w:t>- **Made the prompt’s uncertainty explicit** (“what examples, if any”) by treating social learning as *possible but not guaranteed*, instead of implying it must be present.</w:t>
         <w:br/>
         <w:br/>
-        <w:t>### 2) More precise conceptual boundaries (rubric: Explanation + Critical thinking)</w:t>
+        <w:t>## 2) Increased “critical thinking” by qualifying claims and evaluating what the scene does/doesn’t prove (Rubric: Evidence + Influence of context/assumptions)</w:t>
         <w:br/>
-        <w:t>- **Tightened definitions and distinguished what each theory explains**:</w:t>
+        <w:t>- **Shifted from sounding certain to being appropriately conditional**: phrases like “could be partly,” “plausible,” and “we can’t prove it from the short scene” were used to show I’m not overclaiming beyond the evidence.</w:t>
         <w:br/>
-        <w:t xml:space="preserve">  - Classical = cue → anticipatory response.</w:t>
+        <w:t>- **Added a “common confusion” section** to directly address classmates’ mistaken assumption that “running in = operant.” That explicitly questions a common viewpoint and clarifies why it’s often *classical*.</w:t>
         <w:br/>
-        <w:t xml:space="preserve">  - Operant = behavior → consequence.</w:t>
+        <w:t>- **Highlighted hidden assumptions and context**:</w:t>
         <w:br/>
-        <w:t xml:space="preserve">  - Social learning = information gained from others (and I named subtypes like local enhancement).</w:t>
+        <w:t xml:space="preserve">  - that feeding happens reliably in the morning (needed for Pavlovian pairing),</w:t>
         <w:br/>
-        <w:t>- **Made the “not mutually exclusive” point explicit** and returned to it later, because the prompt’s main trap is treating one mechanism as the only mechanism.</w:t>
+        <w:t xml:space="preserve">  - that the professor sometimes feeds faster when cats rub/meow (needed for operant reinforcement),</w:t>
+        <w:br/>
+        <w:t xml:space="preserve">  - that there is an inexperienced cat or multiple cats (needed for social learning).</w:t>
+        <w:br/>
+        <w:t>- **Made the professor’s learning explicit** as part of the context (humans get negatively reinforced by nuisance stopping), rather than focusing mainly on cats.</w:t>
         <w:br/>
         <w:br/>
-        <w:t>### 3) Stronger and more relevant evidence + better integration (Rubric: Evidence)</w:t>
+        <w:t>## 3) Strengthened the thesis/position and acknowledged limits (Rubric: Student’s position)</w:t>
         <w:br/>
-        <w:t>- **Replaced/shifted citations to more directly “peer-reviewed article” support for claims in the scene**, especially cat-specific ones:</w:t>
+        <w:t>- **Took a clearer position**: the best-supported interpretation is *classical + operant*, with *social learning optional* depending on the group composition and experience.</w:t>
         <w:br/>
-        <w:t xml:space="preserve">  - Added *McComb et al., 2009* to justify that cat vocal/purr signals can function in solicitation and affect human responding.</w:t>
+        <w:t>- **Acknowledged limits** (“not required to explain the scene”) which helps meet the rubric’s emphasis on complexity and boundaries rather than a one-size-fits-all answer.</w:t>
         <w:br/>
-        <w:t xml:space="preserve">  - Added *Merola et al., 2015* to justify that cats can use human social information (so “social learning” isn’t hand-wavy).</w:t>
-        <w:br/>
-        <w:t>- **Used Rescorla (1968)** to support the idea that conditioning depends on *predictiveness/contingency*, not just repetition—this is “interpretation/evaluation,” not just name-dropping sources.</w:t>
-        <w:br/>
-        <w:t>- **Dropped the earlier “textbook-ish synthesis” feel** (e.g., the Balleine chapter / Laland book) and leaned into canonical, directly applicable empirical/theoretical sources (Pavlov/Rescorla/Skinner + cat studies).</w:t>
+        <w:t>- **Integrated “other views” without straw-manning**: I explicitly addressed the alternative interpretation (“it’s all operant”) and showed where it fits (maintenance of rubbing/meowing) and where it doesn’t (cue-triggered rushing).</w:t>
         <w:br/>
         <w:br/>
-        <w:t>### 4) More explicit questioning/limits (Rubric: Evidence + Student’s position)</w:t>
+        <w:t>## 4) Tightened the conclusion into a prioritized, evidence-tied outcome (Rubric: Conclusions/outcomes)</w:t>
         <w:br/>
-        <w:t xml:space="preserve">- **Added caution language where the evidence is inherently ambiguous**, especially for social learning:  </w:t>
+        <w:t>- **Rewrote the conclusion to rank mechanisms by explanatory power**:</w:t>
         <w:br/>
-        <w:t xml:space="preserve">  I explicitly said we *can’t prove* social learning from a single vignette and gave examples of what evidence would be needed (naïve vs. experienced cats; alone vs. group comparisons).  </w:t>
+        <w:t xml:space="preserve">  1) strongest evidence: classical conditioning for the can-opening → approach,</w:t>
         <w:br/>
-        <w:t>That’s rubric-aligned “questioning” rather than treating claims as fact.</w:t>
+        <w:t xml:space="preserve">  2) strong plausible role: operant conditioning for attention-getting and professor’s feeding,</w:t>
+        <w:br/>
+        <w:t xml:space="preserve">  3) conditional role: social learning if there are naïve cats observing others.</w:t>
+        <w:br/>
+        <w:t>- **Linked consequences/outcomes** more directly to the analysis: a “feedback loop” routine stabilizes because both sides are reinforced.</w:t>
         <w:br/>
         <w:br/>
-        <w:t>### 5) More attention to assumptions and context (Rubric: Influence of context and assumptions)</w:t>
+        <w:t>## 5) Replaced/adjusted citations to better fit “peer-reviewed article” expectations (Rubric: Evidence)</w:t>
         <w:br/>
-        <w:t>- **Surfaced common assumptions and corrected them**, e.g.:</w:t>
+        <w:t>- **Removed weaker/less defensible sources for the prompt requirements**:</w:t>
         <w:br/>
-        <w:t xml:space="preserve">  - “Purring = happy” is not always true; it can occur in multiple contexts.</w:t>
+        <w:t xml:space="preserve">  - Dropped the **book** (Hoppitt &amp; Laland, 2013) and the **book chapter** (Balleine et al., 2008), because your prompt/rubric combo implicitly pressures “peer‑reviewed articles,” and books/chapters are easier for a grader to challenge.</w:t>
         <w:br/>
-        <w:t xml:space="preserve">  - The professor is not a neutral background—his behavior can be shaped too.</w:t>
+        <w:t xml:space="preserve">  - Dropped **Pryor (1999)** (not a great “peer-reviewed research” anchor even though it’s in an academic journal).</w:t>
         <w:br/>
-        <w:t>- **Highlighted the everyday-context point**: even if the professor feeds “regardless,” reinforcement can still occur because timing/sequence matters in real routines.</w:t>
+        <w:t>- **Added more “concept-defining” peer-reviewed articles** that help with evaluation rather than name-dropping:</w:t>
+        <w:br/>
+        <w:t xml:space="preserve">  - **Rescorla (1988)** to support the nuanced point that Pavlovian conditioning isn’t just simple reflexes and that prediction/contingency matters.</w:t>
+        <w:br/>
+        <w:t xml:space="preserve">  - **Mineka &amp; Zinbarg (2006)** to support conditioned emotional responses (helping justify professor-side classical conditioning).</w:t>
+        <w:br/>
+        <w:t xml:space="preserve">  - **Galef &amp; Laland (2005)** to support what social learning can look like and to justify treating it as plausible-but-conditional.</w:t>
+        <w:br/>
+        <w:t xml:space="preserve">  - Kept **Flagel et al. (2009)** as a strong reward-cue/approach example.</w:t>
+        <w:br/>
+        <w:t xml:space="preserve">  - Added **Ferster &amp; Skinner (1957)** as an operant-framework anchor (though this one is more “foundational” than “new empirical,” it signals you know the technical basis).</w:t>
         <w:br/>
         <w:br/>
-        <w:t>### 6) Clearer thesis/position and synthesis (Rubric: Student’s position)</w:t>
+        <w:t>## 6) Improved readability and rubric-alignment through structure</w:t>
         <w:br/>
-        <w:t>- Shifted from a descriptive list to a **more arguable position**: the best explanation is a *combined* account (classical cue-trigger + operant shaping + possible social amplification), applied to **both cats and professor**.</w:t>
+        <w:t>- **More direct headings that map onto the rubric categories** (definition → application → caveats).</w:t>
         <w:br/>
-        <w:t>- Included the “two-way operant loop” as the organizing idea that synthesizes perspectives (cats training human, human training cats), which is more “complexity-aware” than the original.</w:t>
+        <w:t>- **Cleaner, more “first-semester” logic**: fewer side concepts (e.g., sign-tracking vs goal-tracking got deemphasized) and more focus on doing the required job: classify examples correctly and explain why.</w:t>
         <w:br/>
         <w:br/>
-        <w:t>### 7) Stronger conclusion with implications/outcomes (Rubric: Conclusions and related outcomes)</w:t>
-        <w:br/>
-        <w:t>- Instead of ending mostly as summary, I **added practical implications** (“if he wants calmer mornings, change contingencies / change predictive cues”) and tied them to the conditioning types.</w:t>
-        <w:br/>
-        <w:t>- Made the consequence of misunderstanding explicit: you miss how *your responses* maintain the behavior cycle.</w:t>
-        <w:br/>
-        <w:br/>
-        <w:t>### 8) Formatting/structure changes to read like a rubric-friendly paper</w:t>
-        <w:br/>
-        <w:t>- Added clearer headings and a more linear argument: **issue → mechanisms → evidence → limits → synthesis → implications**.</w:t>
-        <w:br/>
-        <w:t>- Reduced some of the earlier “extra theory” (e.g., sign-tracking detail) that wasn’t necessary to score well on the rubric.</w:t>
-        <w:br/>
-        <w:br/>
-        <w:t>In short: I made the tuned essay more rubric-aligned by (1) stating the problem more comprehensively, (2) using sources more strategically and critically, (3) acknowledging uncertainty and assumptions, (4) presenting a synthesized two-way learning explanation, and (5) ending with concrete implications rather than just a recap.</w:t>
+        <w:t>In short: I made the revised version *more explicit, more cautious about what can be inferred from the scene, more balanced about assumptions/context, more thesis-driven with limits, and more defensible on citations*—all of which tracks what a critical-thinking rubric is looking for.</w:t>
       </w:r>
     </w:p>
     <w:sectPr>

--- a/data/critical_thinking/docs/a1_reflection_chatgpt.docx
+++ b/data/critical_thinking/docs/a1_reflection_chatgpt.docx
@@ -4,86 +4,91 @@
   <w:body>
     <w:p>
       <w:r>
-        <w:t>I changed the essay in ways that line up with what your rubric is actually rewarding (clear issue framing, evaluated evidence, context/assumptions, an explicit position with limits, and a logically prioritized conclusion). Concretely, here’s what I did:</w:t>
+        <w:t>I changed the essay in targeted ways to better hit the **Capstone-level descriptors** on your critical-thinking rubric (issue clarity, evidence use, context/assumptions, a defensible position with limits, and conclusions with implications). Here’s what I changed and why.</w:t>
         <w:br/>
         <w:br/>
-        <w:t>## 1) Made the “issue/problem” clearer and more bounded (Rubric: Explanation of issues)</w:t>
+        <w:t>## 1) Clearer, more comprehensive statement of the problem (Rubric: Explanation of issues)</w:t>
         <w:br/>
-        <w:t>- **Added an explicit organizing claim up front**: I clearly separated the three learning mechanisms into *(1) triggers/cues (classical), (2) consequences (operant), (3) observation (social)*, and I flagged that **both cats and professor** can show conditioned behavior.</w:t>
-        <w:br/>
-        <w:t>- **Defined terms more explicitly in-place** (CS/US/CR; reinforcement; negative vs positive reinforcement), rather than assuming readers already know the boundaries.</w:t>
-        <w:br/>
-        <w:t>- **Made the prompt’s uncertainty explicit** (“what examples, if any”) by treating social learning as *possible but not guaranteed*, instead of implying it must be present.</w:t>
+        <w:t>**What changed:** I added an explicit *problem framing* at the start (“the critical issue is to decide whether…”) and separated the scene into **three competing mechanisms** plus a second, often-missed issue: **bidirectional conditioning (cats condition the professor too).**</w:t>
         <w:br/>
         <w:br/>
-        <w:t>## 2) Increased “critical thinking” by qualifying claims and evaluating what the scene does/doesn’t prove (Rubric: Evidence + Influence of context/assumptions)</w:t>
-        <w:br/>
-        <w:t>- **Shifted from sounding certain to being appropriately conditional**: phrases like “could be partly,” “plausible,” and “we can’t prove it from the short scene” were used to show I’m not overclaiming beyond the evidence.</w:t>
-        <w:br/>
-        <w:t>- **Added a “common confusion” section** to directly address classmates’ mistaken assumption that “running in = operant.” That explicitly questions a common viewpoint and clarifies why it’s often *classical*.</w:t>
-        <w:br/>
-        <w:t>- **Highlighted hidden assumptions and context**:</w:t>
-        <w:br/>
-        <w:t xml:space="preserve">  - that feeding happens reliably in the morning (needed for Pavlovian pairing),</w:t>
-        <w:br/>
-        <w:t xml:space="preserve">  - that the professor sometimes feeds faster when cats rub/meow (needed for operant reinforcement),</w:t>
-        <w:br/>
-        <w:t xml:space="preserve">  - that there is an inexperienced cat or multiple cats (needed for social learning).</w:t>
-        <w:br/>
-        <w:t>- **Made the professor’s learning explicit** as part of the context (humans get negatively reinforced by nuisance stopping), rather than focusing mainly on cats.</w:t>
+        <w:t>**Why it matters:** The original essay explained the concepts well, but the tuned version makes the *analytic task* unambiguous: classify learning processes by checking whether the scene contains (a) predictive cue–outcome pairings, (b) behavior–consequence contingencies, and/or (c) observation-based acquisition. That’s more “comprehensive exploration” than simply describing the three concepts.</w:t>
         <w:br/>
         <w:br/>
-        <w:t>## 3) Strengthened the thesis/position and acknowledged limits (Rubric: Student’s position)</w:t>
+        <w:t>## 2) Stronger thesis/position + acknowledgement of limits (Rubric: Student’s position)</w:t>
         <w:br/>
-        <w:t>- **Took a clearer position**: the best-supported interpretation is *classical + operant*, with *social learning optional* depending on the group composition and experience.</w:t>
-        <w:br/>
-        <w:t>- **Acknowledged limits** (“not required to explain the scene”) which helps meet the rubric’s emphasis on complexity and boundaries rather than a one-size-fits-all answer.</w:t>
-        <w:br/>
-        <w:t>- **Integrated “other views” without straw-manning**: I explicitly addressed the alternative interpretation (“it’s all operant”) and showed where it fits (maintenance of rubbing/meowing) and where it doesn’t (cue-triggered rushing).</w:t>
+        <w:t>**What changed:** I inserted a clear position: **all three can plausibly operate simultaneously**, and I stated that they make **different predictions** and require **different tests**. I also explicitly flagged limits: *the vignette is brief; we can’t confirm contingencies.*</w:t>
         <w:br/>
         <w:br/>
-        <w:t>## 4) Tightened the conclusion into a prioritized, evidence-tied outcome (Rubric: Conclusions/outcomes)</w:t>
-        <w:br/>
-        <w:t>- **Rewrote the conclusion to rank mechanisms by explanatory power**:</w:t>
-        <w:br/>
-        <w:t xml:space="preserve">  1) strongest evidence: classical conditioning for the can-opening → approach,</w:t>
-        <w:br/>
-        <w:t xml:space="preserve">  2) strong plausible role: operant conditioning for attention-getting and professor’s feeding,</w:t>
-        <w:br/>
-        <w:t xml:space="preserve">  3) conditional role: social learning if there are naïve cats observing others.</w:t>
-        <w:br/>
-        <w:t>- **Linked consequences/outcomes** more directly to the analysis: a “feedback loop” routine stabilizes because both sides are reinforced.</w:t>
+        <w:t>**Why it matters:** The original essay implied this, but the tuned version makes it a thesis and adds boundaries—key for the rubric’s “limits acknowledged” requirement.</w:t>
         <w:br/>
         <w:br/>
-        <w:t>## 5) Replaced/adjusted citations to better fit “peer-reviewed article” expectations (Rubric: Evidence)</w:t>
+        <w:t>## 3) More explicit mechanism-mapping (CS/US/CR vs behavior/consequence) (Rubric: Evidence + clarity)</w:t>
         <w:br/>
-        <w:t>- **Removed weaker/less defensible sources for the prompt requirements**:</w:t>
-        <w:br/>
-        <w:t xml:space="preserve">  - Dropped the **book** (Hoppitt &amp; Laland, 2013) and the **book chapter** (Balleine et al., 2008), because your prompt/rubric combo implicitly pressures “peer‑reviewed articles,” and books/chapters are easier for a grader to challenge.</w:t>
-        <w:br/>
-        <w:t xml:space="preserve">  - Dropped **Pryor (1999)** (not a great “peer-reviewed research” anchor even though it’s in an academic journal).</w:t>
-        <w:br/>
-        <w:t>- **Added more “concept-defining” peer-reviewed articles** that help with evaluation rather than name-dropping:</w:t>
-        <w:br/>
-        <w:t xml:space="preserve">  - **Rescorla (1988)** to support the nuanced point that Pavlovian conditioning isn’t just simple reflexes and that prediction/contingency matters.</w:t>
-        <w:br/>
-        <w:t xml:space="preserve">  - **Mineka &amp; Zinbarg (2006)** to support conditioned emotional responses (helping justify professor-side classical conditioning).</w:t>
-        <w:br/>
-        <w:t xml:space="preserve">  - **Galef &amp; Laland (2005)** to support what social learning can look like and to justify treating it as plausible-but-conditional.</w:t>
-        <w:br/>
-        <w:t xml:space="preserve">  - Kept **Flagel et al. (2009)** as a strong reward-cue/approach example.</w:t>
-        <w:br/>
-        <w:t xml:space="preserve">  - Added **Ferster &amp; Skinner (1957)** as an operant-framework anchor (though this one is more “foundational” than “new empirical,” it signals you know the technical basis).</w:t>
+        <w:t>**What changed:** In the classical section I explicitly labeled **US/UR/CS/CR** and gave multiple plausible CS candidates (sound, time of day, footsteps, sight of can). In operant, I explicitly laid out **behavior → consequence → effect on future behavior**, and I emphasized the contingency requirement.</w:t>
         <w:br/>
         <w:br/>
-        <w:t>## 6) Improved readability and rubric-alignment through structure</w:t>
-        <w:br/>
-        <w:t>- **More direct headings that map onto the rubric categories** (definition → application → caveats).</w:t>
-        <w:br/>
-        <w:t>- **Cleaner, more “first-semester” logic**: fewer side concepts (e.g., sign-tracking vs goal-tracking got deemphasized) and more focus on doing the required job: classify examples correctly and explain why.</w:t>
+        <w:t>**Why it matters:** This reduces ambiguity and shows you’re applying theory as an *analytic tool*, not just defining it. It also helps “set classmates straight” by showing what counts as evidence for each kind of learning.</w:t>
         <w:br/>
         <w:br/>
-        <w:t>In short: I made the revised version *more explicit, more cautious about what can be inferred from the scene, more balanced about assumptions/context, more thesis-driven with limits, and more defensible on citations*—all of which tracks what a critical-thinking rubric is looking for.</w:t>
+        <w:t>## 4) More evaluation and “questioning experts,” not just citing them (Rubric: Evidence)</w:t>
+        <w:br/>
+        <w:t>**What changed:** I used sources more *argumentatively* and included places where I qualify claims:</w:t>
+        <w:br/>
+        <w:t>- McComb et al. (2009) is used as support that cat vocal/affiliative signals can be effective on humans, **but I explicitly say it doesn’t prove operant conditioning by itself**.</w:t>
+        <w:br/>
+        <w:t>- On social learning, I note that evidence exists (Fugazza et al., 2020) **but also that experts debate whether it’s imitation vs simpler processes** (enhancement/facilitation).</w:t>
+        <w:br/>
+        <w:br/>
+        <w:t>**Why it matters:** The original essay cited good sources, but it mostly treated them as confirming statements. The tuned version more clearly *evaluates what each source can and can’t establish*.</w:t>
+        <w:br/>
+        <w:br/>
+        <w:t>## 5) More systematic attention to assumptions and context (Rubric: Influence of context and assumptions)</w:t>
+        <w:br/>
+        <w:t>**What changed:** I surfaced assumptions that the original only hinted at, especially:</w:t>
+        <w:br/>
+        <w:t>- The big operant assumption: **does the cats’ behavior actually change the timing/amount of food or attention?** If not, operant explanations weaken.</w:t>
+        <w:br/>
+        <w:t>- Contextual alternatives: **innate food-seeking**, **time-of-day routines**, and “cue exposure without contingency.”</w:t>
+        <w:br/>
+        <w:br/>
+        <w:t>**Why it matters:** The rubric rewards identifying assumptions on both sides and checking whether the context supports them. The tuned essay more explicitly separates “plausible” from “confirmed.”</w:t>
+        <w:br/>
+        <w:br/>
+        <w:t>## 6) More concrete implications and “what would settle it” (Rubric: Conclusions and outcomes)</w:t>
+        <w:br/>
+        <w:t>**What changed:** I added a conclusion that does three things:</w:t>
+        <w:br/>
+        <w:t>1) **Synthesizes** the most supported interpretation (Pavlovian for approach/arousal; operant for specific solicitation behaviors; social learning as an amplifier).</w:t>
+        <w:br/>
+        <w:t>2) Gives **practical implications** (how the professor could reduce meowing by not reinforcing it; reinforce quiet sitting).</w:t>
+        <w:br/>
+        <w:t>3) Proposes **discriminating tests** (extinction test: play can sound without food; contingency test: feed only after quiet).</w:t>
+        <w:br/>
+        <w:br/>
+        <w:t>**Why it matters:** The original ended with a solid summary, but the tuned version prioritizes evidence, acknowledges alternatives, and draws consequences—exactly what the rubric calls for.</w:t>
+        <w:br/>
+        <w:br/>
+        <w:t>## 7) Swapped/added citations to better match claims and keep them peer-reviewed</w:t>
+        <w:br/>
+        <w:t>**What changed:** I replaced some earlier references that were books or not tightly aligned to cats with sources that more directly support the claims being made:</w:t>
+        <w:br/>
+        <w:t>- Added **Ferster &amp; Skinner (1957)** for reinforcement schedules/intermittency.</w:t>
+        <w:br/>
+        <w:t>- Added **McComb et al. (2009)** for human-responsive solicitation purr evidence.</w:t>
+        <w:br/>
+        <w:t>- Added **Fugazza et al. (2020)** for cat social learning evidence.</w:t>
+        <w:br/>
+        <w:t>- Kept **Rescorla (1988)** and **Skinner (1938)** as foundational.</w:t>
+        <w:br/>
+        <w:br/>
+        <w:t>**Why it matters:** Your prompt requires **≥5 peer-reviewed articles**; the tuned list still includes books (Skinner; Ferster &amp; Skinner), and *Current Biology*, *Animal Cognition*, *American Psychologist* are peer-reviewed journals. If your instructor is strict that **all five must be journal articles**, then this is one remaining issue to fix (easy fix: swap in two journal articles on reinforcement schedules/operant learning instead of the books).</w:t>
+        <w:br/>
+        <w:br/>
+        <w:t>---</w:t>
+        <w:br/>
+        <w:br/>
+        <w:t>If you want, I can (a) revise the reference list to ensure **5+ journal articles (no books)**, and (b) add APA-style in-text citations throughout so the evidence integration is even more obviously “capstone.”</w:t>
       </w:r>
     </w:p>
     <w:sectPr>
